--- a/kb-sagyu/drafts/여비규정_전부개정안_v2.docx
+++ b/kb-sagyu/drafts/여비규정_전부개정안_v2.docx
@@ -111,7 +111,7 @@
           <w:color w:val="1A1A1A"/>
           <w:sz w:val="21"/>
         </w:rPr>
-        <w:t>현행 여비규정은 여비의 계산 기준만 정하고 있어 출장 업무의 절차 규범이 존재하지 않는다. 이에 따라 ① 당일출장 여비를 소요시간(3시간·6시간)으로 구분하고 있으나 소요시간은 출장자의 신고 외에 확인할 방법이 없어 지급 요건으로서 검증이 불가능하고, ② 출장명령·복명·정산 절차와 증빙 제출 의무를 정한 조문이 없어 실무에서 사용하는 출장명령부가 사규 근거 없이 운용되고 부점별로 처리가 달라지는 문제가 있다. 또한 ③ '출장'·'근무지'·'시내' 등 핵심 용어가 정의되어 있지 않고, ④ 존재하지 않는 조직(검사부), 폐지된 개념(본적지), 현행 철도 등급제와 맞지 않는 표기 등 법령·현실과 어긋나는 부분이 남아 있다. 이에 출장 기준을 검증 가능한 요건으로 바꾸고 절차 규범을 신설하며, 편제·표기를 「사규관리규정」(2026. 6. 23. 전부개정) 표준에 맞추어 전부개정한다.</w:t>
+        <w:t>현행 여비규정은 여비의 계산 기준만 정하고 있어 출장 업무의 절차 규범이 존재하지 않는다. 이에 따라 ① 당일출장 여비를 소요시간(3시간·6시간)으로 구분하고 있으나 소요시간은 출장자의 신고 외에 확인할 방법이 없어 지급 요건으로서 검증이 불가능하고, ② 출장명령·복명·정산 절차와 증빙 제출 의무를 정한 조문이 없어 실무에서 사용하는 출장명령부가 사규 근거 없이 운용되고 부점별로 처리가 달라지는 문제가 있다. 또한 ③ '시내' 출장의 범위를 정한 기준이 없고, ④ 존재하지 않는 조직(검사부), 폐지된 개념(본적지), 현행 철도 등급제와 맞지 않는 표기 등 법령·현실과 어긋나는 부분이 남아 있다. 이에 출장 기준을 검증 가능한 요건으로 바꾸고 절차 규범을 신설하며, 편제·표기를 「사규관리규정」(2026. 6. 23. 전부개정) 표준에 맞추어 전부개정한다.</w:t>
       </w:r>
     </w:p>
     <w:p>
@@ -143,7 +143,7 @@
           <w:color w:val="1A1A1A"/>
           <w:sz w:val="21"/>
         </w:rPr>
-        <w:t>가. 출장 기준의 전환(제16조) ★ : 당일출장 여비의 소요시간 3구간(3시간 미만/이상, 6시간 이상)을 폐지하고, 근무지 내 출장은 출장 1회당 정액으로 지급. 판정 기준이 '몇 시간 걸렸는가'(신고 외 검증 불가)에서 '어디로 갔는가'(출장지로 자동 확정)로 바뀜 (한전KDN 여비규정 제20조 벤치마킹)</w:t>
+        <w:t>가. 출장 기준의 전환(제15조) ★ : 당일출장 여비의 소요시간 3구간(3시간 미만/이상, 6시간 이상)을 폐지하고, 근무지 내 출장은 출장 1회당 정액으로 지급. 판정 기준이 '몇 시간 걸렸는가'(신고 외 검증 불가)에서 '어디로 갔는가'(출장지로 자동 확정)로 바뀜 (한전KDN 여비규정 제20조 벤치마킹)</w:t>
       </w:r>
     </w:p>
     <w:p>
@@ -159,7 +159,7 @@
           <w:color w:val="1A1A1A"/>
           <w:sz w:val="21"/>
         </w:rPr>
-        <w:t>나. 출장 절차 신설(제13조·제14조) ★ : 출장명령(출장명령부를 [서식 제1호]로 등재)과 복명·정산(복귀 후 7일 이내, 증빙 첨부 의무) 조문 신설. 근무지 내 정액 지급 시에는 증빙 면제로 행정부담 경감</w:t>
+        <w:t>나. 출장 절차 신설(제12조·제13조) ★ : 출장명령(출장명령부를 [서식 제1호]로 등재)과 복명·정산(복귀 후 7일 이내, 증빙 첨부 의무) 조문 신설. 근무지 내 정액 지급 시에는 증빙 면제로 행정부담 경감</w:t>
       </w:r>
     </w:p>
     <w:p>
@@ -175,7 +175,7 @@
           <w:color w:val="1A1A1A"/>
           <w:sz w:val="21"/>
         </w:rPr>
-        <w:t>다. 정의 신설(제2조) : 출장, 근무지, 근무지 내·외 출장, 출장기간을 정의하여 적용 범위를 명확화</w:t>
+        <w:t>다. 출장의 구분(제14조제1항) : 근무지 내·외 출장을 지급기준 조문에서 직접 구분 — 별도의 정의 조문은 두지 않음</w:t>
       </w:r>
     </w:p>
     <w:p>
@@ -191,7 +191,7 @@
           <w:color w:val="1A1A1A"/>
           <w:sz w:val="21"/>
         </w:rPr>
-        <w:t>라. 상시·반복 업무의 처리(제16조제3항) : 소속 부점장이 일상적·반복적 고유업무로 인정하면 근무지 외에도 정액 적용 — 채권추심·조사 등 상시 외근에 정식 출장여비가 지급되는 것을 방지</w:t>
+        <w:t>라. 상시·반복 업무의 처리(제15조제3항) : 소속 부점장이 일상적·반복적 고유업무로 인정하면 근무지 외에도 정액 적용 — 채권추심·조사 등 상시 외근에 정식 출장여비가 지급되는 것을 방지</w:t>
       </w:r>
     </w:p>
     <w:p>
@@ -207,7 +207,7 @@
           <w:color w:val="1A1A1A"/>
           <w:sz w:val="21"/>
         </w:rPr>
-        <w:t>마. 통제 장치 보완(제12조) : 배우자 동반 출장에 대표이사 승인 및 사전 신청 요건 신설</w:t>
+        <w:t>마. 통제 장치 보완(제11조) : 배우자 동반 출장에 대표이사 승인 및 사전 신청 요건 신설</w:t>
       </w:r>
     </w:p>
     <w:p>
@@ -239,7 +239,7 @@
           <w:color w:val="1A1A1A"/>
           <w:sz w:val="21"/>
         </w:rPr>
-        <w:t>사. 위임 착지 정리(제35조) : '별도로 정하는 바에 따른다'(착지 없음) → 대표이사 위임으로 명시</w:t>
+        <w:t>사. 위임 착지 정리(제34조) : '별도로 정하는 바에 따른다'(착지 없음) → 대표이사 위임으로 명시</w:t>
       </w:r>
     </w:p>
     <w:p>
@@ -255,7 +255,7 @@
           <w:color w:val="1A1A1A"/>
           <w:sz w:val="21"/>
         </w:rPr>
-        <w:t>아. 원격지 근무 교통비 규정화(제34조) : 시행문으로만 운영해 온 지급 기준을 조문화 &lt;위치·중복 여부 확인 요망&gt;</w:t>
+        <w:t>아. 원격지 근무 교통비 규정화(제33조) : 시행문으로만 운영해 온 지급 기준을 조문화 &lt;위치·중복 여부 확인 요망&gt;</w:t>
       </w:r>
     </w:p>
     <w:p>
@@ -271,7 +271,7 @@
           <w:color w:val="1A1A1A"/>
           <w:sz w:val="21"/>
         </w:rPr>
-        <w:t>자. 재검토기한 신설(제36조), 총칙 표준 편제 적용, 전 조문 표현 정비 및 부칙 정리(종전 10개 실효)</w:t>
+        <w:t>자. 재검토기한 신설(제35조), 총칙 구성 정비, 전 조문 표현 정비 및 부칙 정리(종전 10개 실효)</w:t>
       </w:r>
     </w:p>
     <w:p>
@@ -345,128 +345,7 @@
           <w:color w:val="1A1A1A"/>
           <w:sz w:val="21"/>
         </w:rPr>
-        <w:t>제2조(정의)</w:t>
-      </w:r>
-      <w:r>
-        <w:rPr>
-          <w:rFonts w:ascii="맑은 고딕" w:hAnsi="맑은 고딕" w:eastAsia="맑은 고딕"/>
-          <w:b w:val="0"/>
-          <w:color w:val="1A1A1A"/>
-          <w:sz w:val="21"/>
-        </w:rPr>
-        <w:t xml:space="preserve"> 이 규정에서 사용하는 용어의 뜻은 다음 각 호와 같다. </w:t>
-      </w:r>
-      <w:r>
-        <w:rPr>
-          <w:rFonts w:ascii="맑은 고딕" w:hAnsi="맑은 고딕" w:eastAsia="맑은 고딕"/>
-          <w:b w:val="0"/>
-          <w:color w:val="B03030"/>
-          <w:sz w:val="19"/>
-        </w:rPr>
-        <w:t>&lt;신설 — 현행은 출장·근무지·시내 등 핵심 용어가 모두 미정의&gt;</w:t>
-      </w:r>
-    </w:p>
-    <w:p>
-      <w:pPr>
-        <w:spacing w:before="0" w:after="40" w:line="312" w:lineRule="auto"/>
-        <w:ind w:left="454"/>
-        <w:jc w:val="left"/>
-      </w:pPr>
-      <w:r>
-        <w:rPr>
-          <w:rFonts w:ascii="맑은 고딕" w:hAnsi="맑은 고딕" w:eastAsia="맑은 고딕"/>
-          <w:b w:val="0"/>
-          <w:color w:val="1A1A1A"/>
-          <w:sz w:val="21"/>
-        </w:rPr>
-        <w:t>1. "출장"이란 임원 및 직원이 임무수행을 위하여 근무지를 벗어나 여행하는 것을 말한다. 다만, 통상적인 출퇴근은 제외한다.</w:t>
-      </w:r>
-    </w:p>
-    <w:p>
-      <w:pPr>
-        <w:spacing w:before="0" w:after="40" w:line="312" w:lineRule="auto"/>
-        <w:ind w:left="454"/>
-        <w:jc w:val="left"/>
-      </w:pPr>
-      <w:r>
-        <w:rPr>
-          <w:rFonts w:ascii="맑은 고딕" w:hAnsi="맑은 고딕" w:eastAsia="맑은 고딕"/>
-          <w:b w:val="0"/>
-          <w:color w:val="1A1A1A"/>
-          <w:sz w:val="21"/>
-        </w:rPr>
-        <w:t>2. "근무지"란 임원 및 직원이 소속된 부점의 소재지를 말한다.</w:t>
-      </w:r>
-    </w:p>
-    <w:p>
-      <w:pPr>
-        <w:spacing w:before="0" w:after="40" w:line="312" w:lineRule="auto"/>
-        <w:ind w:left="454"/>
-        <w:jc w:val="left"/>
-      </w:pPr>
-      <w:r>
-        <w:rPr>
-          <w:rFonts w:ascii="맑은 고딕" w:hAnsi="맑은 고딕" w:eastAsia="맑은 고딕"/>
-          <w:b w:val="0"/>
-          <w:color w:val="1A1A1A"/>
-          <w:sz w:val="21"/>
-        </w:rPr>
-        <w:t xml:space="preserve">3. "근무지 내 출장"이란 근무지와 같은 특별시·광역시·시 또는 군의 지역에서 하는 출장을 말한다. 이 경우 왕복 거리가 50킬로미터 미만인 인접 지역에서 하는 출장을 포함한다. </w:t>
-      </w:r>
-      <w:r>
-        <w:rPr>
-          <w:rFonts w:ascii="맑은 고딕" w:hAnsi="맑은 고딕" w:eastAsia="맑은 고딕"/>
-          <w:b w:val="0"/>
-          <w:color w:val="B03030"/>
-          <w:sz w:val="19"/>
-        </w:rPr>
-        <w:t>&lt;확인 요망: 거리 기준 50km는 한전KDN 여비규정 제20조 기준 — 우리 본사·지점 구조에 맞는지 확인&gt;</w:t>
-      </w:r>
-    </w:p>
-    <w:p>
-      <w:pPr>
-        <w:spacing w:before="0" w:after="40" w:line="312" w:lineRule="auto"/>
-        <w:ind w:left="454"/>
-        <w:jc w:val="left"/>
-      </w:pPr>
-      <w:r>
-        <w:rPr>
-          <w:rFonts w:ascii="맑은 고딕" w:hAnsi="맑은 고딕" w:eastAsia="맑은 고딕"/>
-          <w:b w:val="0"/>
-          <w:color w:val="1A1A1A"/>
-          <w:sz w:val="21"/>
-        </w:rPr>
-        <w:t>4. "근무지 외 출장"이란 근무지 내 출장 외의 출장을 말한다.</w:t>
-      </w:r>
-    </w:p>
-    <w:p>
-      <w:pPr>
-        <w:spacing w:before="0" w:after="40" w:line="312" w:lineRule="auto"/>
-        <w:ind w:left="454"/>
-        <w:jc w:val="left"/>
-      </w:pPr>
-      <w:r>
-        <w:rPr>
-          <w:rFonts w:ascii="맑은 고딕" w:hAnsi="맑은 고딕" w:eastAsia="맑은 고딕"/>
-          <w:b w:val="0"/>
-          <w:color w:val="1A1A1A"/>
-          <w:sz w:val="21"/>
-        </w:rPr>
-        <w:t>5. "출장기간"이란 근무지를 출발한 때부터 근무지로 복귀한 때까지의 기간을 말한다.</w:t>
-      </w:r>
-    </w:p>
-    <w:p>
-      <w:pPr>
-        <w:spacing w:after="50" w:line="312" w:lineRule="auto"/>
-      </w:pPr>
-      <w:r>
-        <w:rPr>
-          <w:rFonts w:ascii="맑은 고딕" w:hAnsi="맑은 고딕" w:eastAsia="맑은 고딕"/>
-          <w:b/>
-          <w:color w:val="1A1A1A"/>
-          <w:sz w:val="21"/>
-        </w:rPr>
-        <w:t>제3조(적용범위)</w:t>
+        <w:t>제2조(적용범위)</w:t>
       </w:r>
       <w:r>
         <w:rPr>
@@ -505,7 +384,7 @@
           <w:color w:val="1A1A1A"/>
           <w:sz w:val="21"/>
         </w:rPr>
-        <w:t>제4조(다른 사규와의 관계)</w:t>
+        <w:t>제3조(다른 사규와의 관계)</w:t>
       </w:r>
       <w:r>
         <w:rPr>
@@ -537,7 +416,7 @@
           <w:color w:val="1A1A1A"/>
           <w:sz w:val="21"/>
         </w:rPr>
-        <w:t>제5조(여비의 종류)</w:t>
+        <w:t>제4조(여비의 종류)</w:t>
       </w:r>
       <w:r>
         <w:rPr>
@@ -560,7 +439,7 @@
           <w:color w:val="1A1A1A"/>
           <w:sz w:val="21"/>
         </w:rPr>
-        <w:t>제6조(여비의 내용)</w:t>
+        <w:t>제5조(여비의 내용)</w:t>
       </w:r>
       <w:r>
         <w:rPr>
@@ -599,7 +478,7 @@
           <w:color w:val="1A1A1A"/>
           <w:sz w:val="21"/>
         </w:rPr>
-        <w:t>제7조(계산기준)</w:t>
+        <w:t>제6조(계산기준)</w:t>
       </w:r>
       <w:r>
         <w:rPr>
@@ -638,7 +517,7 @@
           <w:color w:val="1A1A1A"/>
           <w:sz w:val="21"/>
         </w:rPr>
-        <w:t>제8조(여비정액의 변경)</w:t>
+        <w:t>제7조(여비정액의 변경)</w:t>
       </w:r>
       <w:r>
         <w:rPr>
@@ -677,7 +556,7 @@
           <w:color w:val="1A1A1A"/>
           <w:sz w:val="21"/>
         </w:rPr>
-        <w:t>제9조(특례에 따른 실비지급)</w:t>
+        <w:t>제8조(특례에 따른 실비지급)</w:t>
       </w:r>
       <w:r>
         <w:rPr>
@@ -700,7 +579,7 @@
           <w:color w:val="1A1A1A"/>
           <w:sz w:val="21"/>
         </w:rPr>
-        <w:t>제10조(수행직원의 여비)</w:t>
+        <w:t>제9조(수행직원의 여비)</w:t>
       </w:r>
       <w:r>
         <w:rPr>
@@ -755,7 +634,7 @@
           <w:color w:val="1A1A1A"/>
           <w:sz w:val="21"/>
         </w:rPr>
-        <w:t>제11조(여비의 선급)</w:t>
+        <w:t>제10조(여비의 선급)</w:t>
       </w:r>
       <w:r>
         <w:rPr>
@@ -778,7 +657,7 @@
           <w:color w:val="1A1A1A"/>
           <w:sz w:val="21"/>
         </w:rPr>
-        <w:t>제12조(배우자 동반 출장 시 여비)</w:t>
+        <w:t>제11조(배우자 동반 출장 시 여비)</w:t>
       </w:r>
       <w:r>
         <w:rPr>
@@ -874,7 +753,7 @@
           <w:color w:val="1A1A1A"/>
           <w:sz w:val="21"/>
         </w:rPr>
-        <w:t>제13조(출장명령)</w:t>
+        <w:t>제12조(출장명령)</w:t>
       </w:r>
       <w:r>
         <w:rPr>
@@ -938,7 +817,7 @@
           <w:color w:val="1A1A1A"/>
           <w:sz w:val="21"/>
         </w:rPr>
-        <w:t>제14조(복명 및 정산)</w:t>
+        <w:t>제13조(복명 및 정산)</w:t>
       </w:r>
       <w:r>
         <w:rPr>
@@ -972,7 +851,7 @@
           <w:color w:val="1A1A1A"/>
           <w:sz w:val="21"/>
         </w:rPr>
-        <w:t>② 제1항에 따라 정산할 때에는 승차권, 영수증 등 실비를 증명하는 서류를 첨부하여야 한다. 다만, 제16조에 따라 정액을 지급하는 근무지 내 출장의 경우에는 그러하지 아니하다.</w:t>
+        <w:t>② 제1항에 따라 정산할 때에는 승차권, 영수증 등 실비를 증명하는 서류를 첨부하여야 한다. 다만, 제15조에 따라 정액을 지급하는 근무지 내 출장의 경우에는 그러하지 아니하다.</w:t>
       </w:r>
     </w:p>
     <w:p>
@@ -1050,7 +929,7 @@
           <w:color w:val="1A1A1A"/>
           <w:sz w:val="21"/>
         </w:rPr>
-        <w:t>제15조(지급기준)</w:t>
+        <w:t>제14조(지급기준)</w:t>
       </w:r>
       <w:r>
         <w:rPr>
@@ -1059,7 +938,16 @@
           <w:color w:val="1A1A1A"/>
           <w:sz w:val="21"/>
         </w:rPr>
-        <w:t xml:space="preserve"> ① 근무지 외 출장의 여비는 [별표 제1호]의 국내여비정액표에 따라 교통비, 일비, 숙박비 및 식비를 지급한다.</w:t>
+        <w:t xml:space="preserve"> ① 출장은 근무지와 같은 특별시·광역시·시 또는 군의 지역에서 하는 출장(왕복 거리가 50킬로미터 미만인 인접 지역에서 하는 출장을 포함한다. 이하 "근무지 내 출장"이라 한다)과 그 밖의 출장(이하 "근무지 외 출장"이라 한다)으로 구분한다. </w:t>
+      </w:r>
+      <w:r>
+        <w:rPr>
+          <w:rFonts w:ascii="맑은 고딕" w:hAnsi="맑은 고딕" w:eastAsia="맑은 고딕"/>
+          <w:b w:val="0"/>
+          <w:color w:val="B03030"/>
+          <w:sz w:val="19"/>
+        </w:rPr>
+        <w:t>&lt;확인 요망: 거리 기준 50km는 한전KDN 여비규정 제20조 기준 — 본사·지점 구조인 우리 회사에 맞는지 확인&gt;</w:t>
       </w:r>
     </w:p>
     <w:p>
@@ -1075,7 +963,23 @@
           <w:color w:val="1A1A1A"/>
           <w:sz w:val="21"/>
         </w:rPr>
-        <w:t xml:space="preserve">② 항공기는 철도 등 다른 교통수단을 이용하기 어렵거나 이용하는 것이 현저히 비효율적인 경우에 이용할 수 있다. 다만, 임원의 경우에는 그러하지 아니하다. </w:t>
+        <w:t>② 근무지 외 출장의 여비는 [별표 제1호]의 국내여비정액표에 따라 교통비, 일비, 숙박비 및 식비를 지급한다.</w:t>
+      </w:r>
+    </w:p>
+    <w:p>
+      <w:pPr>
+        <w:spacing w:before="0" w:after="40" w:line="312" w:lineRule="auto"/>
+        <w:ind w:left="227"/>
+        <w:jc w:val="left"/>
+      </w:pPr>
+      <w:r>
+        <w:rPr>
+          <w:rFonts w:ascii="맑은 고딕" w:hAnsi="맑은 고딕" w:eastAsia="맑은 고딕"/>
+          <w:b w:val="0"/>
+          <w:color w:val="1A1A1A"/>
+          <w:sz w:val="21"/>
+        </w:rPr>
+        <w:t xml:space="preserve">③ 항공기는 철도 등 다른 교통수단을 이용하기 어렵거나 이용하는 것이 현저히 비효율적인 경우에 이용할 수 있다. 다만, 임원의 경우에는 그러하지 아니하다. </w:t>
       </w:r>
       <w:r>
         <w:rPr>
@@ -1100,7 +1004,7 @@
           <w:color w:val="1A1A1A"/>
           <w:sz w:val="21"/>
         </w:rPr>
-        <w:t>③ 회사 차량을 이용하여 여행하는 구간에 대하여는 교통비를 지급하지 아니한다. 다만, 통행료·주차료 등은 실비로 지급한다.</w:t>
+        <w:t>④ 회사 차량을 이용하여 여행하는 구간에 대하여는 교통비를 지급하지 아니한다. 다만, 통행료·주차료 등은 실비로 지급한다.</w:t>
       </w:r>
     </w:p>
     <w:p>
@@ -1116,7 +1020,7 @@
           <w:color w:val="1A1A1A"/>
           <w:sz w:val="21"/>
         </w:rPr>
-        <w:t>④ 자가운전보조금 지급대상자에게는 근무지 내 출장의 여비를 지급하지 아니한다.</w:t>
+        <w:t>⑤ 자가운전보조금 지급대상자에게는 근무지 내 출장의 여비를 지급하지 아니한다.</w:t>
       </w:r>
     </w:p>
     <w:p>
@@ -1130,7 +1034,7 @@
           <w:color w:val="1A1A1A"/>
           <w:sz w:val="21"/>
         </w:rPr>
-        <w:t>제16조(근무지 내 출장의 여비)</w:t>
+        <w:t>제15조(근무지 내 출장의 여비)</w:t>
       </w:r>
       <w:r>
         <w:rPr>
@@ -1219,7 +1123,7 @@
           <w:color w:val="1A1A1A"/>
           <w:sz w:val="21"/>
         </w:rPr>
-        <w:t>제17조(해당 등급이 없는 경우의 운임)</w:t>
+        <w:t>제16조(해당 등급이 없는 경우의 운임)</w:t>
       </w:r>
       <w:r>
         <w:rPr>
@@ -1251,7 +1155,7 @@
           <w:color w:val="1A1A1A"/>
           <w:sz w:val="21"/>
         </w:rPr>
-        <w:t>제18조(장기출장여비)</w:t>
+        <w:t>제17조(장기출장여비)</w:t>
       </w:r>
       <w:r>
         <w:rPr>
@@ -1290,7 +1194,7 @@
           <w:color w:val="1A1A1A"/>
           <w:sz w:val="21"/>
         </w:rPr>
-        <w:t>제19조(지급기준)</w:t>
+        <w:t>제18조(지급기준)</w:t>
       </w:r>
       <w:r>
         <w:rPr>
@@ -1345,7 +1249,7 @@
           <w:color w:val="1A1A1A"/>
           <w:sz w:val="21"/>
         </w:rPr>
-        <w:t>제20조(본인부임여비)</w:t>
+        <w:t>제19조(본인부임여비)</w:t>
       </w:r>
       <w:r>
         <w:rPr>
@@ -1432,7 +1336,7 @@
           <w:color w:val="1A1A1A"/>
           <w:sz w:val="21"/>
         </w:rPr>
-        <w:t>제21조(가족여비)</w:t>
+        <w:t>제20조(가족여비)</w:t>
       </w:r>
       <w:r>
         <w:rPr>
@@ -1512,7 +1416,7 @@
           <w:color w:val="1A1A1A"/>
           <w:sz w:val="21"/>
         </w:rPr>
-        <w:t>제22조(이전비)</w:t>
+        <w:t>제21조(이전비)</w:t>
       </w:r>
       <w:r>
         <w:rPr>
@@ -1583,7 +1487,7 @@
           <w:color w:val="1A1A1A"/>
           <w:sz w:val="21"/>
         </w:rPr>
-        <w:t>제23조(지급기한 및 증빙서류의 제출)</w:t>
+        <w:t>제22조(지급기한 및 증빙서류의 제출)</w:t>
       </w:r>
       <w:r>
         <w:rPr>
@@ -1638,7 +1542,7 @@
           <w:color w:val="1A1A1A"/>
           <w:sz w:val="21"/>
         </w:rPr>
-        <w:t>제24조(연수여비)</w:t>
+        <w:t>제23조(연수여비)</w:t>
       </w:r>
       <w:r>
         <w:rPr>
@@ -1693,7 +1597,7 @@
           <w:color w:val="1A1A1A"/>
           <w:sz w:val="21"/>
         </w:rPr>
-        <w:t>제25조(휴직자·퇴직자의 여비)</w:t>
+        <w:t>제24조(휴직자·퇴직자의 여비)</w:t>
       </w:r>
       <w:r>
         <w:rPr>
@@ -1732,7 +1636,7 @@
           <w:color w:val="1A1A1A"/>
           <w:sz w:val="21"/>
         </w:rPr>
-        <w:t>제26조(여행 중 부상자의 여비)</w:t>
+        <w:t>제25조(여행 중 부상자의 여비)</w:t>
       </w:r>
       <w:r>
         <w:rPr>
@@ -1755,7 +1659,7 @@
           <w:color w:val="1A1A1A"/>
           <w:sz w:val="21"/>
         </w:rPr>
-        <w:t>제27조(여행 중 사망자의 여비)</w:t>
+        <w:t>제26조(여행 중 사망자의 여비)</w:t>
       </w:r>
       <w:r>
         <w:rPr>
@@ -1794,7 +1698,7 @@
           <w:color w:val="1A1A1A"/>
           <w:sz w:val="21"/>
         </w:rPr>
-        <w:t>제28조(준용)</w:t>
+        <w:t>제27조(준용)</w:t>
       </w:r>
       <w:r>
         <w:rPr>
@@ -1858,7 +1762,7 @@
           <w:color w:val="1A1A1A"/>
           <w:sz w:val="21"/>
         </w:rPr>
-        <w:t>제29조(지급기준)</w:t>
+        <w:t>제28조(지급기준)</w:t>
       </w:r>
       <w:r>
         <w:rPr>
@@ -1897,7 +1801,7 @@
           <w:color w:val="1A1A1A"/>
           <w:sz w:val="21"/>
         </w:rPr>
-        <w:t>제30조(교통비)</w:t>
+        <w:t>제29조(교통비)</w:t>
       </w:r>
       <w:r>
         <w:rPr>
@@ -1920,7 +1824,7 @@
           <w:color w:val="1A1A1A"/>
           <w:sz w:val="21"/>
         </w:rPr>
-        <w:t>제31조(체재비)</w:t>
+        <w:t>제30조(체재비)</w:t>
       </w:r>
       <w:r>
         <w:rPr>
@@ -1991,7 +1895,7 @@
           <w:color w:val="1A1A1A"/>
           <w:sz w:val="21"/>
         </w:rPr>
-        <w:t>제32조(부대비용)</w:t>
+        <w:t>제31조(부대비용)</w:t>
       </w:r>
       <w:r>
         <w:rPr>
@@ -2030,7 +1934,7 @@
           <w:color w:val="1A1A1A"/>
           <w:sz w:val="21"/>
         </w:rPr>
-        <w:t>제33조(여비지급의 특례 및 공제)</w:t>
+        <w:t>제32조(여비지급의 특례 및 공제)</w:t>
       </w:r>
       <w:r>
         <w:rPr>
@@ -2085,7 +1989,7 @@
           <w:color w:val="1A1A1A"/>
           <w:sz w:val="21"/>
         </w:rPr>
-        <w:t>제34조(원격지 근무 교통비)</w:t>
+        <w:t>제33조(원격지 근무 교통비)</w:t>
       </w:r>
       <w:r>
         <w:rPr>
@@ -2117,7 +2021,7 @@
           <w:color w:val="1A1A1A"/>
           <w:sz w:val="21"/>
         </w:rPr>
-        <w:t>제35조(위임)</w:t>
+        <w:t>제34조(위임)</w:t>
       </w:r>
       <w:r>
         <w:rPr>
@@ -2149,7 +2053,7 @@
           <w:color w:val="1A1A1A"/>
           <w:sz w:val="21"/>
         </w:rPr>
-        <w:t>제36조(재검토기한)</w:t>
+        <w:t>제35조(재검토기한)</w:t>
       </w:r>
       <w:r>
         <w:rPr>
@@ -2415,7 +2319,7 @@
           <w:color w:val="777777"/>
           <w:sz w:val="18"/>
         </w:rPr>
-        <w:t>아래는 문안 확정 전에 협의·확인이 필요한 사항이다. 특히 제16조의 정액 금액은 예산 협의 후 별표에 반영한다.</w:t>
+        <w:t>아래는 문안 확정 전에 협의·확인이 필요한 사항이다. 특히 제15조의 정액 금액은 예산 협의 후 별표에 반영한다.</w:t>
       </w:r>
     </w:p>
     <w:p>
@@ -2431,7 +2335,7 @@
           <w:color w:val="1A1A1A"/>
           <w:sz w:val="19"/>
         </w:rPr>
-        <w:t>1. [예산 협의] 제16조 근무지 내 출장 정액 — 금액 확정 필요. 현행 6시간 이상 출장 시 지급액(일비 20,000원 + 교통비 실비) 수준을 기준선으로 하되, 최근 1년간 시내출장 신청 건수·소요시간 분포를 회계에서 산출하여 결정 권고. 정액이 현행 6시간 기준보다 낮으면 불이익 변경 소지가 있으므로 유의.</w:t>
+        <w:t>1. [예산 협의] 제15조 근무지 내 출장 정액 — 금액 확정 필요. 현행 6시간 이상 출장 시 지급액(일비 20,000원 + 교통비 실비) 수준을 기준선으로 하되, 최근 1년간 시내출장 신청 건수·소요시간 분포를 회계에서 산출하여 결정 권고. 정액이 현행 6시간 기준보다 낮으면 불이익 변경 소지가 있으므로 유의.</w:t>
       </w:r>
     </w:p>
     <w:p>
@@ -2447,7 +2351,7 @@
           <w:color w:val="1A1A1A"/>
           <w:sz w:val="19"/>
         </w:rPr>
-        <w:t>2. [확인] 제2조제3호 근무지 내 출장의 거리 기준(50km) — 한전KDN(전국 사업소 체계) 기준을 옮긴 것이므로, 본사·지점 구조인 우리 회사에서는 '같은 특별시·광역시·시·군'을 주 기준으로 하고 거리 기준을 보조로 두는 것이 적합한지 확인.</w:t>
+        <w:t>2. [확인] 제14조제1항 근무지 내 출장의 거리 기준(50km) — 한전KDN(전국 사업소 체계) 기준을 옮긴 것이므로, 본사·지점 구조인 우리 회사에서는 '같은 특별시·광역시·시·군'을 주 기준으로 하고 거리 기준을 보조로 두는 것이 적합한지 확인.</w:t>
       </w:r>
     </w:p>
     <w:p>
@@ -2463,7 +2367,7 @@
           <w:color w:val="1A1A1A"/>
           <w:sz w:val="19"/>
         </w:rPr>
-        <w:t>3. [확인] 제15조제2항 항공기 이용 요건 — 현행 단서(제주도 제외, 긴급 시 담당임원 승인)는 별표 제1호가 전 직급에 이코노미석을 정한 것과 충돌. 실제 운영(KTX 우선 여부)에 맞추어 확정 필요.</w:t>
+        <w:t>3. [확인] 제14조제3항 항공기 이용 요건 — 현행 단서(제주도 제외, 긴급 시 담당임원 승인)는 별표 제1호가 전 직급에 이코노미석을 정한 것과 충돌. 실제 운영(KTX 우선 여부)에 맞추어 확정 필요.</w:t>
       </w:r>
     </w:p>
     <w:p>
@@ -2479,7 +2383,7 @@
           <w:color w:val="1A1A1A"/>
           <w:sz w:val="19"/>
         </w:rPr>
-        <w:t>4. [확인] 제17조 및 [별표 제1호] — 현행 철도는 등급제(최특급·특실정액)를 쓰지 않으므로 좌석 기준(일반실·특실)으로 별표 정비 필요. 선박운임은 실제 이용 사례가 있는지 확인 후 존치 여부 결정.</w:t>
+        <w:t>4. [확인] 제16조 및 [별표 제1호] — 현행 철도는 등급제(최특급·특실정액)를 쓰지 않으므로 좌석 기준(일반실·특실)으로 별표 정비 필요. 선박운임은 실제 이용 사례가 있는지 확인 후 존치 여부 결정.</w:t>
       </w:r>
     </w:p>
     <w:p>
@@ -2495,7 +2399,7 @@
           <w:color w:val="1A1A1A"/>
           <w:sz w:val="19"/>
         </w:rPr>
-        <w:t>5. [확인] 제34조 원격지 근무 교통비 — 여비규정과 「복지후생규정」(제18조 통근비 인접) 중 어디에 두는 것이 적합한지, 통근비와의 중복 지급 여부, 근거가 된 종전 시행문의 문서번호·발령일 확인 필요.</w:t>
+        <w:t>5. [확인] 제33조 원격지 근무 교통비 — 여비규정과 「복지후생규정」(제18조 통근비 인접) 중 어디에 두는 것이 적합한지, 통근비와의 중복 지급 여부, 근거가 된 종전 시행문의 문서번호·발령일 확인 필요.</w:t>
       </w:r>
     </w:p>
     <w:p>
@@ -2511,7 +2415,7 @@
           <w:color w:val="1A1A1A"/>
           <w:sz w:val="19"/>
         </w:rPr>
-        <w:t>6. [정책] 제31조 국외 체재비의 60일·30일 감액 구조 — 장기 국외 파견 실적이 없다면 대폭 간소화 검토 대상.</w:t>
+        <w:t>6. [정책] 제30조 국외 체재비의 60일·30일 감액 구조 — 장기 국외 파견 실적이 없다면 대폭 간소화 검토 대상.</w:t>
       </w:r>
     </w:p>
     <w:p>
@@ -2543,7 +2447,23 @@
           <w:color w:val="1A1A1A"/>
           <w:sz w:val="19"/>
         </w:rPr>
-        <w:t>8. [참고] 한전KDN 여비규정은 제24조(상시출장직원의 여비)를 별도로 두어 상시 외근 직군의 여비를 별도 체계로 운영 — 채권추심·조사 업무의 상시 외근이 많다면 별도 조문 신설도 검토 가능(이번 안은 제16조제3항으로 갈음).</w:t>
+        <w:t>8. [참고] 별도의 정의 조문은 두지 않았다(「사규관리규정」 제9조제1호는 총칙에 담을 사항을 예시 열거할 뿐 정의 조문을 의무화하지 않음). 이 규정에서 새로 쓰는 개념은 '근무지 내·외 출장'뿐이므로 제14조제1항에서 직접 구분하였다. 한전KDN 여비규정도 정의 조문 없이 용어가 처음 나오는 자리에서 정의하는 방식이다.</w:t>
+      </w:r>
+    </w:p>
+    <w:p>
+      <w:pPr>
+        <w:spacing w:before="0" w:after="60" w:line="312" w:lineRule="auto"/>
+        <w:ind w:left="113"/>
+        <w:jc w:val="left"/>
+      </w:pPr>
+      <w:r>
+        <w:rPr>
+          <w:rFonts w:ascii="맑은 고딕" w:hAnsi="맑은 고딕" w:eastAsia="맑은 고딕"/>
+          <w:b w:val="0"/>
+          <w:color w:val="1A1A1A"/>
+          <w:sz w:val="19"/>
+        </w:rPr>
+        <w:t>9. [참고] 한전KDN 여비규정은 제24조(상시출장직원의 여비)를 별도로 두어 상시 외근 직군의 여비를 별도 체계로 운영 — 채권추심·조사 업무의 상시 외근이 많다면 별도 조문 신설도 검토 가능(이번 안은 제15조제3항으로 갈음).</w:t>
       </w:r>
     </w:p>
     <w:sectPr>

--- a/kb-sagyu/drafts/여비규정_전부개정안_v2.docx
+++ b/kb-sagyu/drafts/여비규정_전부개정안_v2.docx
@@ -111,7 +111,7 @@
           <w:color w:val="1A1A1A"/>
           <w:sz w:val="21"/>
         </w:rPr>
-        <w:t>현행 여비규정은 여비의 계산 기준만 정하고 있어 출장 업무의 절차 규범이 존재하지 않는다. 이에 따라 ① 당일출장 여비를 소요시간(3시간·6시간)으로 구분하고 있으나 소요시간은 출장자의 신고 외에 확인할 방법이 없어 지급 요건으로서 검증이 불가능하고, ② 출장명령·복명·정산 절차와 증빙 제출 의무를 정한 조문이 없어 실무에서 사용하는 출장명령부가 사규 근거 없이 운용되고 부점별로 처리가 달라지는 문제가 있다. 또한 ③ '시내' 출장의 범위를 정한 기준이 없고, ④ 존재하지 않는 조직(검사부), 폐지된 개념(본적지), 현행 철도 등급제와 맞지 않는 표기 등 법령·현실과 어긋나는 부분이 남아 있다. 이에 출장 기준을 검증 가능한 요건으로 바꾸고 절차 규범을 신설하며, 편제·표기를 「사규관리규정」(2026. 6. 23. 전부개정) 표준에 맞추어 전부개정한다.</w:t>
+        <w:t>현행 여비규정은 여비의 계산 기준만 정하고 있어 출장 업무의 절차 규범이 존재하지 않는다. 이에 따라 ① 당일출장 여비를 소요시간(3시간·6시간)으로 구분하고 있으나 소요시간은 출장자의 신고 외에 확인할 방법이 없어 지급 요건으로서 검증이 불가능하고, ② 출장명령·복명·정산 절차와 증빙 제출 의무를 정한 조문이 없어 실무에서 사용하는 출장명령부가 사규 근거 없이 운용되고 부점별로 처리가 달라지는 문제가 있다. 또한 ③ '출장'·'근무지'·'시내' 등 핵심 용어가 정의되어 있지 않고, ④ 존재하지 않는 조직(검사부), 폐지된 개념(본적지), 현행 철도 등급제와 맞지 않는 표기 등 법령·현실과 어긋나는 부분이 남아 있다. 이에 출장 기준을 검증 가능한 요건으로 바꾸고 절차 규범을 신설하며, 편제·표기를 「사규관리규정」(2026. 6. 23. 전부개정) 표준에 맞추어 전부개정한다.</w:t>
       </w:r>
     </w:p>
     <w:p>
@@ -143,7 +143,7 @@
           <w:color w:val="1A1A1A"/>
           <w:sz w:val="21"/>
         </w:rPr>
-        <w:t>가. 출장 기준의 전환(제15조) ★ : 당일출장 여비의 소요시간 3구간(3시간 미만/이상, 6시간 이상)을 폐지하고, 근무지 내 출장은 출장 1회당 정액으로 지급. 판정 기준이 '몇 시간 걸렸는가'(신고 외 검증 불가)에서 '어디로 갔는가'(출장지로 자동 확정)로 바뀜 (한전KDN 여비규정 제20조 벤치마킹)</w:t>
+        <w:t>가. 출장 기준의 전환(제16조) ★ : 당일출장 여비의 소요시간 3구간(3시간 미만/이상, 6시간 이상)을 폐지하고, 근무지 내 출장은 출장 1회당 정액으로 지급. 판정 기준이 '몇 시간 걸렸는가'(신고 외 검증 불가)에서 '어디로 갔는가'(출장지로 자동 확정)로 바뀜 (한전KDN 여비규정 제20조 벤치마킹)</w:t>
       </w:r>
     </w:p>
     <w:p>
@@ -159,7 +159,7 @@
           <w:color w:val="1A1A1A"/>
           <w:sz w:val="21"/>
         </w:rPr>
-        <w:t>나. 출장 절차 신설(제12조·제13조) ★ : 출장명령(출장명령부를 [서식 제1호]로 등재)과 복명·정산(복귀 후 7일 이내, 증빙 첨부 의무) 조문 신설. 근무지 내 정액 지급 시에는 증빙 면제로 행정부담 경감</w:t>
+        <w:t>나. 출장 절차 신설(제13조·제14조) ★ : 출장명령(출장명령부를 [서식 제1호]로 등재)과 복명·정산(복귀 후 7일 이내, 증빙 첨부 의무) 조문 신설. 근무지 내 정액 지급 시에는 증빙 면제로 행정부담 경감</w:t>
       </w:r>
     </w:p>
     <w:p>
@@ -175,7 +175,7 @@
           <w:color w:val="1A1A1A"/>
           <w:sz w:val="21"/>
         </w:rPr>
-        <w:t>다. 출장의 구분(제14조제1항) : 근무지 내·외 출장을 지급기준 조문에서 직접 구분 — 별도의 정의 조문은 두지 않음</w:t>
+        <w:t>다. 정의 신설(제2조) : 출장, 근무지, 근무지 내·외 출장, 출장기간을 정의하여 적용 범위를 명확화</w:t>
       </w:r>
     </w:p>
     <w:p>
@@ -191,7 +191,7 @@
           <w:color w:val="1A1A1A"/>
           <w:sz w:val="21"/>
         </w:rPr>
-        <w:t>라. 상시·반복 업무의 처리(제15조제3항) : 소속 부점장이 일상적·반복적 고유업무로 인정하면 근무지 외에도 정액 적용 — 채권추심·조사 등 상시 외근에 정식 출장여비가 지급되는 것을 방지</w:t>
+        <w:t>라. 상시·반복 업무의 처리(제16조제3항) : 소속 부점장이 일상적·반복적 고유업무로 인정하면 근무지 외에도 정액 적용 — 채권추심·조사 등 상시 외근에 정식 출장여비가 지급되는 것을 방지</w:t>
       </w:r>
     </w:p>
     <w:p>
@@ -207,7 +207,7 @@
           <w:color w:val="1A1A1A"/>
           <w:sz w:val="21"/>
         </w:rPr>
-        <w:t>마. 통제 장치 보완(제11조) : 배우자 동반 출장에 대표이사 승인 및 사전 신청 요건 신설</w:t>
+        <w:t>마. 통제 장치 보완(제12조) : 배우자 동반 출장에 대표이사 승인 및 사전 신청 요건 신설</w:t>
       </w:r>
     </w:p>
     <w:p>
@@ -239,7 +239,7 @@
           <w:color w:val="1A1A1A"/>
           <w:sz w:val="21"/>
         </w:rPr>
-        <w:t>사. 위임 착지 정리(제34조) : '별도로 정하는 바에 따른다'(착지 없음) → 대표이사 위임으로 명시</w:t>
+        <w:t>사. 위임 착지 정리(제35조) : '별도로 정하는 바에 따른다'(착지 없음) → 대표이사 위임으로 명시</w:t>
       </w:r>
     </w:p>
     <w:p>
@@ -255,7 +255,7 @@
           <w:color w:val="1A1A1A"/>
           <w:sz w:val="21"/>
         </w:rPr>
-        <w:t>아. 원격지 근무 교통비 규정화(제33조) : 시행문으로만 운영해 온 지급 기준을 조문화 &lt;위치·중복 여부 확인 요망&gt;</w:t>
+        <w:t>아. 원격지 근무 교통비 규정화(제34조) : 시행문으로만 운영해 온 지급 기준을 조문화 &lt;위치·중복 여부 확인 요망&gt;</w:t>
       </w:r>
     </w:p>
     <w:p>
@@ -271,7 +271,7 @@
           <w:color w:val="1A1A1A"/>
           <w:sz w:val="21"/>
         </w:rPr>
-        <w:t>자. 재검토기한 신설(제35조), 총칙 구성 정비, 전 조문 표현 정비 및 부칙 정리(종전 10개 실효)</w:t>
+        <w:t>자. 재검토기한 신설(제36조), 총칙 표준 편제 적용, 전 조문 표현 정비 및 부칙 정리(종전 10개 실효)</w:t>
       </w:r>
     </w:p>
     <w:p>
@@ -345,7 +345,128 @@
           <w:color w:val="1A1A1A"/>
           <w:sz w:val="21"/>
         </w:rPr>
-        <w:t>제2조(적용범위)</w:t>
+        <w:t>제2조(정의)</w:t>
+      </w:r>
+      <w:r>
+        <w:rPr>
+          <w:rFonts w:ascii="맑은 고딕" w:hAnsi="맑은 고딕" w:eastAsia="맑은 고딕"/>
+          <w:b w:val="0"/>
+          <w:color w:val="1A1A1A"/>
+          <w:sz w:val="21"/>
+        </w:rPr>
+        <w:t xml:space="preserve"> 이 규정에서 사용하는 용어의 뜻은 다음 각 호와 같다. </w:t>
+      </w:r>
+      <w:r>
+        <w:rPr>
+          <w:rFonts w:ascii="맑은 고딕" w:hAnsi="맑은 고딕" w:eastAsia="맑은 고딕"/>
+          <w:b w:val="0"/>
+          <w:color w:val="B03030"/>
+          <w:sz w:val="19"/>
+        </w:rPr>
+        <w:t>&lt;신설 — 현행은 출장·근무지·시내 등 핵심 용어가 모두 미정의&gt;</w:t>
+      </w:r>
+    </w:p>
+    <w:p>
+      <w:pPr>
+        <w:spacing w:before="0" w:after="40" w:line="312" w:lineRule="auto"/>
+        <w:ind w:left="454"/>
+        <w:jc w:val="left"/>
+      </w:pPr>
+      <w:r>
+        <w:rPr>
+          <w:rFonts w:ascii="맑은 고딕" w:hAnsi="맑은 고딕" w:eastAsia="맑은 고딕"/>
+          <w:b w:val="0"/>
+          <w:color w:val="1A1A1A"/>
+          <w:sz w:val="21"/>
+        </w:rPr>
+        <w:t>1. "출장"이란 임원 및 직원이 임무수행을 위하여 근무지를 벗어나 여행하는 것을 말한다. 다만, 통상적인 출퇴근은 제외한다.</w:t>
+      </w:r>
+    </w:p>
+    <w:p>
+      <w:pPr>
+        <w:spacing w:before="0" w:after="40" w:line="312" w:lineRule="auto"/>
+        <w:ind w:left="454"/>
+        <w:jc w:val="left"/>
+      </w:pPr>
+      <w:r>
+        <w:rPr>
+          <w:rFonts w:ascii="맑은 고딕" w:hAnsi="맑은 고딕" w:eastAsia="맑은 고딕"/>
+          <w:b w:val="0"/>
+          <w:color w:val="1A1A1A"/>
+          <w:sz w:val="21"/>
+        </w:rPr>
+        <w:t>2. "근무지"란 임원 및 직원이 소속된 부점의 소재지를 말한다.</w:t>
+      </w:r>
+    </w:p>
+    <w:p>
+      <w:pPr>
+        <w:spacing w:before="0" w:after="40" w:line="312" w:lineRule="auto"/>
+        <w:ind w:left="454"/>
+        <w:jc w:val="left"/>
+      </w:pPr>
+      <w:r>
+        <w:rPr>
+          <w:rFonts w:ascii="맑은 고딕" w:hAnsi="맑은 고딕" w:eastAsia="맑은 고딕"/>
+          <w:b w:val="0"/>
+          <w:color w:val="1A1A1A"/>
+          <w:sz w:val="21"/>
+        </w:rPr>
+        <w:t xml:space="preserve">3. "근무지 내 출장"이란 근무지와 같은 특별시·광역시·시 또는 군의 지역에서 하는 출장을 말한다. 이 경우 왕복 거리가 50킬로미터 미만인 인접 지역에서 하는 출장을 포함한다. </w:t>
+      </w:r>
+      <w:r>
+        <w:rPr>
+          <w:rFonts w:ascii="맑은 고딕" w:hAnsi="맑은 고딕" w:eastAsia="맑은 고딕"/>
+          <w:b w:val="0"/>
+          <w:color w:val="B03030"/>
+          <w:sz w:val="19"/>
+        </w:rPr>
+        <w:t>&lt;확인 요망: 거리 기준 50km는 한전KDN 여비규정 제20조 기준 — 우리 본사·지점 구조에 맞는지 확인&gt;</w:t>
+      </w:r>
+    </w:p>
+    <w:p>
+      <w:pPr>
+        <w:spacing w:before="0" w:after="40" w:line="312" w:lineRule="auto"/>
+        <w:ind w:left="454"/>
+        <w:jc w:val="left"/>
+      </w:pPr>
+      <w:r>
+        <w:rPr>
+          <w:rFonts w:ascii="맑은 고딕" w:hAnsi="맑은 고딕" w:eastAsia="맑은 고딕"/>
+          <w:b w:val="0"/>
+          <w:color w:val="1A1A1A"/>
+          <w:sz w:val="21"/>
+        </w:rPr>
+        <w:t>4. "근무지 외 출장"이란 근무지 내 출장 외의 출장을 말한다.</w:t>
+      </w:r>
+    </w:p>
+    <w:p>
+      <w:pPr>
+        <w:spacing w:before="0" w:after="40" w:line="312" w:lineRule="auto"/>
+        <w:ind w:left="454"/>
+        <w:jc w:val="left"/>
+      </w:pPr>
+      <w:r>
+        <w:rPr>
+          <w:rFonts w:ascii="맑은 고딕" w:hAnsi="맑은 고딕" w:eastAsia="맑은 고딕"/>
+          <w:b w:val="0"/>
+          <w:color w:val="1A1A1A"/>
+          <w:sz w:val="21"/>
+        </w:rPr>
+        <w:t>5. "출장기간"이란 근무지를 출발한 때부터 근무지로 복귀한 때까지의 기간을 말한다.</w:t>
+      </w:r>
+    </w:p>
+    <w:p>
+      <w:pPr>
+        <w:spacing w:after="50" w:line="312" w:lineRule="auto"/>
+      </w:pPr>
+      <w:r>
+        <w:rPr>
+          <w:rFonts w:ascii="맑은 고딕" w:hAnsi="맑은 고딕" w:eastAsia="맑은 고딕"/>
+          <w:b/>
+          <w:color w:val="1A1A1A"/>
+          <w:sz w:val="21"/>
+        </w:rPr>
+        <w:t>제3조(적용범위)</w:t>
       </w:r>
       <w:r>
         <w:rPr>
@@ -384,7 +505,7 @@
           <w:color w:val="1A1A1A"/>
           <w:sz w:val="21"/>
         </w:rPr>
-        <w:t>제3조(다른 사규와의 관계)</w:t>
+        <w:t>제4조(다른 사규와의 관계)</w:t>
       </w:r>
       <w:r>
         <w:rPr>
@@ -416,7 +537,7 @@
           <w:color w:val="1A1A1A"/>
           <w:sz w:val="21"/>
         </w:rPr>
-        <w:t>제4조(여비의 종류)</w:t>
+        <w:t>제5조(여비의 종류)</w:t>
       </w:r>
       <w:r>
         <w:rPr>
@@ -439,7 +560,7 @@
           <w:color w:val="1A1A1A"/>
           <w:sz w:val="21"/>
         </w:rPr>
-        <w:t>제5조(여비의 내용)</w:t>
+        <w:t>제6조(여비의 내용)</w:t>
       </w:r>
       <w:r>
         <w:rPr>
@@ -478,7 +599,7 @@
           <w:color w:val="1A1A1A"/>
           <w:sz w:val="21"/>
         </w:rPr>
-        <w:t>제6조(계산기준)</w:t>
+        <w:t>제7조(계산기준)</w:t>
       </w:r>
       <w:r>
         <w:rPr>
@@ -517,7 +638,7 @@
           <w:color w:val="1A1A1A"/>
           <w:sz w:val="21"/>
         </w:rPr>
-        <w:t>제7조(여비정액의 변경)</w:t>
+        <w:t>제8조(여비정액의 변경)</w:t>
       </w:r>
       <w:r>
         <w:rPr>
@@ -556,7 +677,7 @@
           <w:color w:val="1A1A1A"/>
           <w:sz w:val="21"/>
         </w:rPr>
-        <w:t>제8조(특례에 따른 실비지급)</w:t>
+        <w:t>제9조(특례에 따른 실비지급)</w:t>
       </w:r>
       <w:r>
         <w:rPr>
@@ -579,7 +700,7 @@
           <w:color w:val="1A1A1A"/>
           <w:sz w:val="21"/>
         </w:rPr>
-        <w:t>제9조(수행직원의 여비)</w:t>
+        <w:t>제10조(수행직원의 여비)</w:t>
       </w:r>
       <w:r>
         <w:rPr>
@@ -634,7 +755,7 @@
           <w:color w:val="1A1A1A"/>
           <w:sz w:val="21"/>
         </w:rPr>
-        <w:t>제10조(여비의 선급)</w:t>
+        <w:t>제11조(여비의 선급)</w:t>
       </w:r>
       <w:r>
         <w:rPr>
@@ -657,7 +778,7 @@
           <w:color w:val="1A1A1A"/>
           <w:sz w:val="21"/>
         </w:rPr>
-        <w:t>제11조(배우자 동반 출장 시 여비)</w:t>
+        <w:t>제12조(배우자 동반 출장 시 여비)</w:t>
       </w:r>
       <w:r>
         <w:rPr>
@@ -753,7 +874,7 @@
           <w:color w:val="1A1A1A"/>
           <w:sz w:val="21"/>
         </w:rPr>
-        <w:t>제12조(출장명령)</w:t>
+        <w:t>제13조(출장명령)</w:t>
       </w:r>
       <w:r>
         <w:rPr>
@@ -817,7 +938,7 @@
           <w:color w:val="1A1A1A"/>
           <w:sz w:val="21"/>
         </w:rPr>
-        <w:t>제13조(복명 및 정산)</w:t>
+        <w:t>제14조(복명 및 정산)</w:t>
       </w:r>
       <w:r>
         <w:rPr>
@@ -851,7 +972,7 @@
           <w:color w:val="1A1A1A"/>
           <w:sz w:val="21"/>
         </w:rPr>
-        <w:t>② 제1항에 따라 정산할 때에는 승차권, 영수증 등 실비를 증명하는 서류를 첨부하여야 한다. 다만, 제15조에 따라 정액을 지급하는 근무지 내 출장의 경우에는 그러하지 아니하다.</w:t>
+        <w:t>② 제1항에 따라 정산할 때에는 승차권, 영수증 등 실비를 증명하는 서류를 첨부하여야 한다. 다만, 제16조에 따라 정액을 지급하는 근무지 내 출장의 경우에는 그러하지 아니하다.</w:t>
       </w:r>
     </w:p>
     <w:p>
@@ -929,7 +1050,7 @@
           <w:color w:val="1A1A1A"/>
           <w:sz w:val="21"/>
         </w:rPr>
-        <w:t>제14조(지급기준)</w:t>
+        <w:t>제15조(지급기준)</w:t>
       </w:r>
       <w:r>
         <w:rPr>
@@ -938,16 +1059,7 @@
           <w:color w:val="1A1A1A"/>
           <w:sz w:val="21"/>
         </w:rPr>
-        <w:t xml:space="preserve"> ① 출장은 근무지와 같은 특별시·광역시·시 또는 군의 지역에서 하는 출장(왕복 거리가 50킬로미터 미만인 인접 지역에서 하는 출장을 포함한다. 이하 "근무지 내 출장"이라 한다)과 그 밖의 출장(이하 "근무지 외 출장"이라 한다)으로 구분한다. </w:t>
-      </w:r>
-      <w:r>
-        <w:rPr>
-          <w:rFonts w:ascii="맑은 고딕" w:hAnsi="맑은 고딕" w:eastAsia="맑은 고딕"/>
-          <w:b w:val="0"/>
-          <w:color w:val="B03030"/>
-          <w:sz w:val="19"/>
-        </w:rPr>
-        <w:t>&lt;확인 요망: 거리 기준 50km는 한전KDN 여비규정 제20조 기준 — 본사·지점 구조인 우리 회사에 맞는지 확인&gt;</w:t>
+        <w:t xml:space="preserve"> ① 근무지 외 출장의 여비는 [별표 제1호]의 국내여비정액표에 따라 교통비, 일비, 숙박비 및 식비를 지급한다.</w:t>
       </w:r>
     </w:p>
     <w:p>
@@ -963,23 +1075,7 @@
           <w:color w:val="1A1A1A"/>
           <w:sz w:val="21"/>
         </w:rPr>
-        <w:t>② 근무지 외 출장의 여비는 [별표 제1호]의 국내여비정액표에 따라 교통비, 일비, 숙박비 및 식비를 지급한다.</w:t>
-      </w:r>
-    </w:p>
-    <w:p>
-      <w:pPr>
-        <w:spacing w:before="0" w:after="40" w:line="312" w:lineRule="auto"/>
-        <w:ind w:left="227"/>
-        <w:jc w:val="left"/>
-      </w:pPr>
-      <w:r>
-        <w:rPr>
-          <w:rFonts w:ascii="맑은 고딕" w:hAnsi="맑은 고딕" w:eastAsia="맑은 고딕"/>
-          <w:b w:val="0"/>
-          <w:color w:val="1A1A1A"/>
-          <w:sz w:val="21"/>
-        </w:rPr>
-        <w:t xml:space="preserve">③ 항공기는 철도 등 다른 교통수단을 이용하기 어렵거나 이용하는 것이 현저히 비효율적인 경우에 이용할 수 있다. 다만, 임원의 경우에는 그러하지 아니하다. </w:t>
+        <w:t xml:space="preserve">② 항공기는 철도 등 다른 교통수단을 이용하기 어렵거나 이용하는 것이 현저히 비효율적인 경우에 이용할 수 있다. 다만, 임원의 경우에는 그러하지 아니하다. </w:t>
       </w:r>
       <w:r>
         <w:rPr>
@@ -1004,7 +1100,7 @@
           <w:color w:val="1A1A1A"/>
           <w:sz w:val="21"/>
         </w:rPr>
-        <w:t>④ 회사 차량을 이용하여 여행하는 구간에 대하여는 교통비를 지급하지 아니한다. 다만, 통행료·주차료 등은 실비로 지급한다.</w:t>
+        <w:t>③ 회사 차량을 이용하여 여행하는 구간에 대하여는 교통비를 지급하지 아니한다. 다만, 통행료·주차료 등은 실비로 지급한다.</w:t>
       </w:r>
     </w:p>
     <w:p>
@@ -1020,7 +1116,7 @@
           <w:color w:val="1A1A1A"/>
           <w:sz w:val="21"/>
         </w:rPr>
-        <w:t>⑤ 자가운전보조금 지급대상자에게는 근무지 내 출장의 여비를 지급하지 아니한다.</w:t>
+        <w:t>④ 자가운전보조금 지급대상자에게는 근무지 내 출장의 여비를 지급하지 아니한다.</w:t>
       </w:r>
     </w:p>
     <w:p>
@@ -1034,7 +1130,7 @@
           <w:color w:val="1A1A1A"/>
           <w:sz w:val="21"/>
         </w:rPr>
-        <w:t>제15조(근무지 내 출장의 여비)</w:t>
+        <w:t>제16조(근무지 내 출장의 여비)</w:t>
       </w:r>
       <w:r>
         <w:rPr>
@@ -1123,7 +1219,7 @@
           <w:color w:val="1A1A1A"/>
           <w:sz w:val="21"/>
         </w:rPr>
-        <w:t>제16조(해당 등급이 없는 경우의 운임)</w:t>
+        <w:t>제17조(해당 등급이 없는 경우의 운임)</w:t>
       </w:r>
       <w:r>
         <w:rPr>
@@ -1155,7 +1251,7 @@
           <w:color w:val="1A1A1A"/>
           <w:sz w:val="21"/>
         </w:rPr>
-        <w:t>제17조(장기출장여비)</w:t>
+        <w:t>제18조(장기출장여비)</w:t>
       </w:r>
       <w:r>
         <w:rPr>
@@ -1194,7 +1290,7 @@
           <w:color w:val="1A1A1A"/>
           <w:sz w:val="21"/>
         </w:rPr>
-        <w:t>제18조(지급기준)</w:t>
+        <w:t>제19조(지급기준)</w:t>
       </w:r>
       <w:r>
         <w:rPr>
@@ -1249,7 +1345,7 @@
           <w:color w:val="1A1A1A"/>
           <w:sz w:val="21"/>
         </w:rPr>
-        <w:t>제19조(본인부임여비)</w:t>
+        <w:t>제20조(본인부임여비)</w:t>
       </w:r>
       <w:r>
         <w:rPr>
@@ -1336,7 +1432,7 @@
           <w:color w:val="1A1A1A"/>
           <w:sz w:val="21"/>
         </w:rPr>
-        <w:t>제20조(가족여비)</w:t>
+        <w:t>제21조(가족여비)</w:t>
       </w:r>
       <w:r>
         <w:rPr>
@@ -1416,7 +1512,7 @@
           <w:color w:val="1A1A1A"/>
           <w:sz w:val="21"/>
         </w:rPr>
-        <w:t>제21조(이전비)</w:t>
+        <w:t>제22조(이전비)</w:t>
       </w:r>
       <w:r>
         <w:rPr>
@@ -1487,7 +1583,7 @@
           <w:color w:val="1A1A1A"/>
           <w:sz w:val="21"/>
         </w:rPr>
-        <w:t>제22조(지급기한 및 증빙서류의 제출)</w:t>
+        <w:t>제23조(지급기한 및 증빙서류의 제출)</w:t>
       </w:r>
       <w:r>
         <w:rPr>
@@ -1542,7 +1638,7 @@
           <w:color w:val="1A1A1A"/>
           <w:sz w:val="21"/>
         </w:rPr>
-        <w:t>제23조(연수여비)</w:t>
+        <w:t>제24조(연수여비)</w:t>
       </w:r>
       <w:r>
         <w:rPr>
@@ -1597,7 +1693,7 @@
           <w:color w:val="1A1A1A"/>
           <w:sz w:val="21"/>
         </w:rPr>
-        <w:t>제24조(휴직자·퇴직자의 여비)</w:t>
+        <w:t>제25조(휴직자·퇴직자의 여비)</w:t>
       </w:r>
       <w:r>
         <w:rPr>
@@ -1636,7 +1732,7 @@
           <w:color w:val="1A1A1A"/>
           <w:sz w:val="21"/>
         </w:rPr>
-        <w:t>제25조(여행 중 부상자의 여비)</w:t>
+        <w:t>제26조(여행 중 부상자의 여비)</w:t>
       </w:r>
       <w:r>
         <w:rPr>
@@ -1659,7 +1755,7 @@
           <w:color w:val="1A1A1A"/>
           <w:sz w:val="21"/>
         </w:rPr>
-        <w:t>제26조(여행 중 사망자의 여비)</w:t>
+        <w:t>제27조(여행 중 사망자의 여비)</w:t>
       </w:r>
       <w:r>
         <w:rPr>
@@ -1698,7 +1794,7 @@
           <w:color w:val="1A1A1A"/>
           <w:sz w:val="21"/>
         </w:rPr>
-        <w:t>제27조(준용)</w:t>
+        <w:t>제28조(준용)</w:t>
       </w:r>
       <w:r>
         <w:rPr>
@@ -1762,7 +1858,7 @@
           <w:color w:val="1A1A1A"/>
           <w:sz w:val="21"/>
         </w:rPr>
-        <w:t>제28조(지급기준)</w:t>
+        <w:t>제29조(지급기준)</w:t>
       </w:r>
       <w:r>
         <w:rPr>
@@ -1801,7 +1897,7 @@
           <w:color w:val="1A1A1A"/>
           <w:sz w:val="21"/>
         </w:rPr>
-        <w:t>제29조(교통비)</w:t>
+        <w:t>제30조(교통비)</w:t>
       </w:r>
       <w:r>
         <w:rPr>
@@ -1824,7 +1920,7 @@
           <w:color w:val="1A1A1A"/>
           <w:sz w:val="21"/>
         </w:rPr>
-        <w:t>제30조(체재비)</w:t>
+        <w:t>제31조(체재비)</w:t>
       </w:r>
       <w:r>
         <w:rPr>
@@ -1895,7 +1991,7 @@
           <w:color w:val="1A1A1A"/>
           <w:sz w:val="21"/>
         </w:rPr>
-        <w:t>제31조(부대비용)</w:t>
+        <w:t>제32조(부대비용)</w:t>
       </w:r>
       <w:r>
         <w:rPr>
@@ -1934,7 +2030,7 @@
           <w:color w:val="1A1A1A"/>
           <w:sz w:val="21"/>
         </w:rPr>
-        <w:t>제32조(여비지급의 특례 및 공제)</w:t>
+        <w:t>제33조(여비지급의 특례 및 공제)</w:t>
       </w:r>
       <w:r>
         <w:rPr>
@@ -1989,7 +2085,7 @@
           <w:color w:val="1A1A1A"/>
           <w:sz w:val="21"/>
         </w:rPr>
-        <w:t>제33조(원격지 근무 교통비)</w:t>
+        <w:t>제34조(원격지 근무 교통비)</w:t>
       </w:r>
       <w:r>
         <w:rPr>
@@ -2021,7 +2117,7 @@
           <w:color w:val="1A1A1A"/>
           <w:sz w:val="21"/>
         </w:rPr>
-        <w:t>제34조(위임)</w:t>
+        <w:t>제35조(위임)</w:t>
       </w:r>
       <w:r>
         <w:rPr>
@@ -2053,7 +2149,7 @@
           <w:color w:val="1A1A1A"/>
           <w:sz w:val="21"/>
         </w:rPr>
-        <w:t>제35조(재검토기한)</w:t>
+        <w:t>제36조(재검토기한)</w:t>
       </w:r>
       <w:r>
         <w:rPr>
@@ -2319,7 +2415,7 @@
           <w:color w:val="777777"/>
           <w:sz w:val="18"/>
         </w:rPr>
-        <w:t>아래는 문안 확정 전에 협의·확인이 필요한 사항이다. 특히 제15조의 정액 금액은 예산 협의 후 별표에 반영한다.</w:t>
+        <w:t>아래는 문안 확정 전에 협의·확인이 필요한 사항이다. 특히 제16조의 정액 금액은 예산 협의 후 별표에 반영한다.</w:t>
       </w:r>
     </w:p>
     <w:p>
@@ -2335,7 +2431,7 @@
           <w:color w:val="1A1A1A"/>
           <w:sz w:val="19"/>
         </w:rPr>
-        <w:t>1. [예산 협의] 제15조 근무지 내 출장 정액 — 금액 확정 필요. 현행 6시간 이상 출장 시 지급액(일비 20,000원 + 교통비 실비) 수준을 기준선으로 하되, 최근 1년간 시내출장 신청 건수·소요시간 분포를 회계에서 산출하여 결정 권고. 정액이 현행 6시간 기준보다 낮으면 불이익 변경 소지가 있으므로 유의.</w:t>
+        <w:t>1. [예산 협의] 제16조 근무지 내 출장 정액 — 금액 확정 필요. 현행 6시간 이상 출장 시 지급액(일비 20,000원 + 교통비 실비) 수준을 기준선으로 하되, 최근 1년간 시내출장 신청 건수·소요시간 분포를 회계에서 산출하여 결정 권고. 정액이 현행 6시간 기준보다 낮으면 불이익 변경 소지가 있으므로 유의.</w:t>
       </w:r>
     </w:p>
     <w:p>
@@ -2351,7 +2447,7 @@
           <w:color w:val="1A1A1A"/>
           <w:sz w:val="19"/>
         </w:rPr>
-        <w:t>2. [확인] 제14조제1항 근무지 내 출장의 거리 기준(50km) — 한전KDN(전국 사업소 체계) 기준을 옮긴 것이므로, 본사·지점 구조인 우리 회사에서는 '같은 특별시·광역시·시·군'을 주 기준으로 하고 거리 기준을 보조로 두는 것이 적합한지 확인.</w:t>
+        <w:t>2. [확인] 제2조제3호 근무지 내 출장의 거리 기준(50km) — 한전KDN(전국 사업소 체계) 기준을 옮긴 것이므로, 본사·지점 구조인 우리 회사에서는 '같은 특별시·광역시·시·군'을 주 기준으로 하고 거리 기준을 보조로 두는 것이 적합한지 확인.</w:t>
       </w:r>
     </w:p>
     <w:p>
@@ -2367,7 +2463,7 @@
           <w:color w:val="1A1A1A"/>
           <w:sz w:val="19"/>
         </w:rPr>
-        <w:t>3. [확인] 제14조제3항 항공기 이용 요건 — 현행 단서(제주도 제외, 긴급 시 담당임원 승인)는 별표 제1호가 전 직급에 이코노미석을 정한 것과 충돌. 실제 운영(KTX 우선 여부)에 맞추어 확정 필요.</w:t>
+        <w:t>3. [확인] 제15조제2항 항공기 이용 요건 — 현행 단서(제주도 제외, 긴급 시 담당임원 승인)는 별표 제1호가 전 직급에 이코노미석을 정한 것과 충돌. 실제 운영(KTX 우선 여부)에 맞추어 확정 필요.</w:t>
       </w:r>
     </w:p>
     <w:p>
@@ -2383,7 +2479,7 @@
           <w:color w:val="1A1A1A"/>
           <w:sz w:val="19"/>
         </w:rPr>
-        <w:t>4. [확인] 제16조 및 [별표 제1호] — 현행 철도는 등급제(최특급·특실정액)를 쓰지 않으므로 좌석 기준(일반실·특실)으로 별표 정비 필요. 선박운임은 실제 이용 사례가 있는지 확인 후 존치 여부 결정.</w:t>
+        <w:t>4. [확인] 제17조 및 [별표 제1호] — 현행 철도는 등급제(최특급·특실정액)를 쓰지 않으므로 좌석 기준(일반실·특실)으로 별표 정비 필요. 선박운임은 실제 이용 사례가 있는지 확인 후 존치 여부 결정.</w:t>
       </w:r>
     </w:p>
     <w:p>
@@ -2399,7 +2495,7 @@
           <w:color w:val="1A1A1A"/>
           <w:sz w:val="19"/>
         </w:rPr>
-        <w:t>5. [확인] 제33조 원격지 근무 교통비 — 여비규정과 「복지후생규정」(제18조 통근비 인접) 중 어디에 두는 것이 적합한지, 통근비와의 중복 지급 여부, 근거가 된 종전 시행문의 문서번호·발령일 확인 필요.</w:t>
+        <w:t>5. [확인] 제34조 원격지 근무 교통비 — 여비규정과 「복지후생규정」(제18조 통근비 인접) 중 어디에 두는 것이 적합한지, 통근비와의 중복 지급 여부, 근거가 된 종전 시행문의 문서번호·발령일 확인 필요.</w:t>
       </w:r>
     </w:p>
     <w:p>
@@ -2415,7 +2511,7 @@
           <w:color w:val="1A1A1A"/>
           <w:sz w:val="19"/>
         </w:rPr>
-        <w:t>6. [정책] 제30조 국외 체재비의 60일·30일 감액 구조 — 장기 국외 파견 실적이 없다면 대폭 간소화 검토 대상.</w:t>
+        <w:t>6. [정책] 제31조 국외 체재비의 60일·30일 감액 구조 — 장기 국외 파견 실적이 없다면 대폭 간소화 검토 대상.</w:t>
       </w:r>
     </w:p>
     <w:p>
@@ -2447,23 +2543,7 @@
           <w:color w:val="1A1A1A"/>
           <w:sz w:val="19"/>
         </w:rPr>
-        <w:t>8. [참고] 별도의 정의 조문은 두지 않았다(「사규관리규정」 제9조제1호는 총칙에 담을 사항을 예시 열거할 뿐 정의 조문을 의무화하지 않음). 이 규정에서 새로 쓰는 개념은 '근무지 내·외 출장'뿐이므로 제14조제1항에서 직접 구분하였다. 한전KDN 여비규정도 정의 조문 없이 용어가 처음 나오는 자리에서 정의하는 방식이다.</w:t>
-      </w:r>
-    </w:p>
-    <w:p>
-      <w:pPr>
-        <w:spacing w:before="0" w:after="60" w:line="312" w:lineRule="auto"/>
-        <w:ind w:left="113"/>
-        <w:jc w:val="left"/>
-      </w:pPr>
-      <w:r>
-        <w:rPr>
-          <w:rFonts w:ascii="맑은 고딕" w:hAnsi="맑은 고딕" w:eastAsia="맑은 고딕"/>
-          <w:b w:val="0"/>
-          <w:color w:val="1A1A1A"/>
-          <w:sz w:val="19"/>
-        </w:rPr>
-        <w:t>9. [참고] 한전KDN 여비규정은 제24조(상시출장직원의 여비)를 별도로 두어 상시 외근 직군의 여비를 별도 체계로 운영 — 채권추심·조사 업무의 상시 외근이 많다면 별도 조문 신설도 검토 가능(이번 안은 제15조제3항으로 갈음).</w:t>
+        <w:t>8. [참고] 한전KDN 여비규정은 제24조(상시출장직원의 여비)를 별도로 두어 상시 외근 직군의 여비를 별도 체계로 운영 — 채권추심·조사 업무의 상시 외근이 많다면 별도 조문 신설도 검토 가능(이번 안은 제16조제3항으로 갈음).</w:t>
       </w:r>
     </w:p>
     <w:sectPr>
